--- a/media/R25999/output_dir/bg/测评完成情况.docx
+++ b/media/R25999/output_dir/bg/测评完成情况.docx
@@ -932,7 +932,7 @@
           <w:sz w:val="24"/>
           <w:szCs w:val="24"/>
         </w:rPr>
-        <w:t xml:space="preserve">静态分析、代码审查、功能测试、文档审查</w:t>
+        <w:t xml:space="preserve">代码审查、文档审查、静态分析、功能测试</w:t>
       </w:r>
       <w:r>
         <w:rPr>
@@ -1356,7 +1356,7 @@
           <w:sz w:val="24"/>
           <w:szCs w:val="24"/>
         </w:rPr>
-        <w:t xml:space="preserve">5</w:t>
+        <w:t xml:space="preserve">6</w:t>
       </w:r>
       <w:r>
         <w:rPr>
